--- a/public/cv/frontend/abubakar_resume.docx
+++ b/public/cv/frontend/abubakar_resume.docx
@@ -52,7 +52,7 @@
       <w:pPr>
         <w:spacing w:after="80"/>
       </w:pPr>
-      <w:hyperlink w:history="1" r:id="rIddie8w2trysi5pgssqpp31">
+      <w:hyperlink w:history="1" r:id="rIdtgmgtfkyzxo8_uj_nr7lz">
         <w:r>
           <w:rPr>
             <w:rStyle w:val="Hyperlink"/>
@@ -72,7 +72,7 @@
         </w:rPr>
         <w:t xml:space="preserve">  •  </w:t>
       </w:r>
-      <w:hyperlink w:history="1" r:id="rIdyw-upc4sql6f2qlrutoik">
+      <w:hyperlink w:history="1" r:id="rIdgyxfdjdmsqm0h7evkgkt9">
         <w:r>
           <w:rPr>
             <w:rStyle w:val="Hyperlink"/>
@@ -92,7 +92,7 @@
         </w:rPr>
         <w:t xml:space="preserve">  •  </w:t>
       </w:r>
-      <w:hyperlink w:history="1" r:id="rIdv7ewlbamarg1o9hwoz3ss">
+      <w:hyperlink w:history="1" r:id="rId-h490d7lee1j7cnancwb7">
         <w:r>
           <w:rPr>
             <w:rStyle w:val="Hyperlink"/>
@@ -618,7 +618,7 @@
           <w:sz w:val="19"/>
           <w:szCs w:val="19"/>
         </w:rPr>
-        <w:t xml:space="preserve">Taiga — Arbisoft</w:t>
+        <w:t xml:space="preserve">Taiga - Arbisoft</w:t>
       </w:r>
       <w:r>
         <w:rPr>

--- a/public/cv/frontend/abubakar_resume.docx
+++ b/public/cv/frontend/abubakar_resume.docx
@@ -52,7 +52,7 @@
       <w:pPr>
         <w:spacing w:after="80"/>
       </w:pPr>
-      <w:hyperlink w:history="1" r:id="rIdtgmgtfkyzxo8_uj_nr7lz">
+      <w:hyperlink w:history="1" r:id="rIdqijriyjuf4kprvx7xxa53">
         <w:r>
           <w:rPr>
             <w:rStyle w:val="Hyperlink"/>
@@ -72,7 +72,7 @@
         </w:rPr>
         <w:t xml:space="preserve">  •  </w:t>
       </w:r>
-      <w:hyperlink w:history="1" r:id="rIdgyxfdjdmsqm0h7evkgkt9">
+      <w:hyperlink w:history="1" r:id="rIdttsq5wpdvnahhxnwmrgkh">
         <w:r>
           <w:rPr>
             <w:rStyle w:val="Hyperlink"/>
@@ -92,7 +92,7 @@
         </w:rPr>
         <w:t xml:space="preserve">  •  </w:t>
       </w:r>
-      <w:hyperlink w:history="1" r:id="rId-h490d7lee1j7cnancwb7">
+      <w:hyperlink w:history="1" r:id="rId73lsawxonbowk_mscdabs">
         <w:r>
           <w:rPr>
             <w:rStyle w:val="Hyperlink"/>

--- a/public/cv/frontend/abubakar_resume.docx
+++ b/public/cv/frontend/abubakar_resume.docx
@@ -52,7 +52,7 @@
       <w:pPr>
         <w:spacing w:after="80"/>
       </w:pPr>
-      <w:hyperlink w:history="1" r:id="rIdqijriyjuf4kprvx7xxa53">
+      <w:hyperlink w:history="1" r:id="rIdkfimbzhrxoxyguhe6o0n_">
         <w:r>
           <w:rPr>
             <w:rStyle w:val="Hyperlink"/>
@@ -72,7 +72,7 @@
         </w:rPr>
         <w:t xml:space="preserve">  •  </w:t>
       </w:r>
-      <w:hyperlink w:history="1" r:id="rIdttsq5wpdvnahhxnwmrgkh">
+      <w:hyperlink w:history="1" r:id="rIdjzth0t6c4q_d_vqzazvnq">
         <w:r>
           <w:rPr>
             <w:rStyle w:val="Hyperlink"/>
@@ -92,7 +92,7 @@
         </w:rPr>
         <w:t xml:space="preserve">  •  </w:t>
       </w:r>
-      <w:hyperlink w:history="1" r:id="rId73lsawxonbowk_mscdabs">
+      <w:hyperlink w:history="1" r:id="rId6dmbk8o64diq4tmsy8ycu">
         <w:r>
           <w:rPr>
             <w:rStyle w:val="Hyperlink"/>

--- a/public/cv/frontend/abubakar_resume.docx
+++ b/public/cv/frontend/abubakar_resume.docx
@@ -52,7 +52,7 @@
       <w:pPr>
         <w:spacing w:after="80"/>
       </w:pPr>
-      <w:hyperlink w:history="1" r:id="rIdkfimbzhrxoxyguhe6o0n_">
+      <w:hyperlink w:history="1" r:id="rIdbaugnumpcaqxbbupvbl8n">
         <w:r>
           <w:rPr>
             <w:rStyle w:val="Hyperlink"/>
@@ -72,7 +72,7 @@
         </w:rPr>
         <w:t xml:space="preserve">  •  </w:t>
       </w:r>
-      <w:hyperlink w:history="1" r:id="rIdjzth0t6c4q_d_vqzazvnq">
+      <w:hyperlink w:history="1" r:id="rId2vmgrfhaidwirice3kde4">
         <w:r>
           <w:rPr>
             <w:rStyle w:val="Hyperlink"/>
@@ -92,7 +92,7 @@
         </w:rPr>
         <w:t xml:space="preserve">  •  </w:t>
       </w:r>
-      <w:hyperlink w:history="1" r:id="rId6dmbk8o64diq4tmsy8ycu">
+      <w:hyperlink w:history="1" r:id="rId--igtpsciildjdjpum_rb">
         <w:r>
           <w:rPr>
             <w:rStyle w:val="Hyperlink"/>

--- a/public/cv/frontend/abubakar_resume.docx
+++ b/public/cv/frontend/abubakar_resume.docx
@@ -52,7 +52,7 @@
       <w:pPr>
         <w:spacing w:after="80"/>
       </w:pPr>
-      <w:hyperlink w:history="1" r:id="rIdbaugnumpcaqxbbupvbl8n">
+      <w:hyperlink w:history="1" r:id="rIda3nnjov5nlykgqnzjuth-">
         <w:r>
           <w:rPr>
             <w:rStyle w:val="Hyperlink"/>
@@ -72,7 +72,7 @@
         </w:rPr>
         <w:t xml:space="preserve">  •  </w:t>
       </w:r>
-      <w:hyperlink w:history="1" r:id="rId2vmgrfhaidwirice3kde4">
+      <w:hyperlink w:history="1" r:id="rIdu-n8c5zpo-o96h3bglp67">
         <w:r>
           <w:rPr>
             <w:rStyle w:val="Hyperlink"/>
@@ -92,7 +92,7 @@
         </w:rPr>
         <w:t xml:space="preserve">  •  </w:t>
       </w:r>
-      <w:hyperlink w:history="1" r:id="rId--igtpsciildjdjpum_rb">
+      <w:hyperlink w:history="1" r:id="rIde3qqwvprdlb96afhivss1">
         <w:r>
           <w:rPr>
             <w:rStyle w:val="Hyperlink"/>

--- a/public/cv/frontend/abubakar_resume.docx
+++ b/public/cv/frontend/abubakar_resume.docx
@@ -52,7 +52,7 @@
       <w:pPr>
         <w:spacing w:after="80"/>
       </w:pPr>
-      <w:hyperlink w:history="1" r:id="rIda3nnjov5nlykgqnzjuth-">
+      <w:hyperlink w:history="1" r:id="rId7bwbgurila9wfzk5ryudx">
         <w:r>
           <w:rPr>
             <w:rStyle w:val="Hyperlink"/>
@@ -72,7 +72,7 @@
         </w:rPr>
         <w:t xml:space="preserve">  •  </w:t>
       </w:r>
-      <w:hyperlink w:history="1" r:id="rIdu-n8c5zpo-o96h3bglp67">
+      <w:hyperlink w:history="1" r:id="rIdkaqfso3oqpr55050ikspj">
         <w:r>
           <w:rPr>
             <w:rStyle w:val="Hyperlink"/>
@@ -92,7 +92,7 @@
         </w:rPr>
         <w:t xml:space="preserve">  •  </w:t>
       </w:r>
-      <w:hyperlink w:history="1" r:id="rIde3qqwvprdlb96afhivss1">
+      <w:hyperlink w:history="1" r:id="rIdp0dzjlekzqexkcmbassr9">
         <w:r>
           <w:rPr>
             <w:rStyle w:val="Hyperlink"/>

--- a/public/cv/frontend/abubakar_resume.docx
+++ b/public/cv/frontend/abubakar_resume.docx
@@ -52,7 +52,7 @@
       <w:pPr>
         <w:spacing w:after="80"/>
       </w:pPr>
-      <w:hyperlink w:history="1" r:id="rId7bwbgurila9wfzk5ryudx">
+      <w:hyperlink w:history="1" r:id="rIdhfij47pie0gzp2ry-qjan">
         <w:r>
           <w:rPr>
             <w:rStyle w:val="Hyperlink"/>
@@ -72,7 +72,7 @@
         </w:rPr>
         <w:t xml:space="preserve">  •  </w:t>
       </w:r>
-      <w:hyperlink w:history="1" r:id="rIdkaqfso3oqpr55050ikspj">
+      <w:hyperlink w:history="1" r:id="rIdydmqmcrdxu4k6bt-vkppc">
         <w:r>
           <w:rPr>
             <w:rStyle w:val="Hyperlink"/>
@@ -92,7 +92,7 @@
         </w:rPr>
         <w:t xml:space="preserve">  •  </w:t>
       </w:r>
-      <w:hyperlink w:history="1" r:id="rIdp0dzjlekzqexkcmbassr9">
+      <w:hyperlink w:history="1" r:id="rIdyxoyj64jzcpwvtpp4r4bf">
         <w:r>
           <w:rPr>
             <w:rStyle w:val="Hyperlink"/>
